--- a/assignments/Project_1_Diversity_Patterns.docx
+++ b/assignments/Project_1_Diversity_Patterns.docx
@@ -208,7 +208,7 @@
           <w:szCs w:val="24"/>
           <w:rtl w:val="0"/>
         </w:rPr>
-        <w:t xml:space="preserve">At least ten papers were referenced in the text</w:t>
+        <w:t xml:space="preserve">At least five papers were referenced in the text</w:t>
         <w:tab/>
         <w:tab/>
         <w:t xml:space="preserve"> </w:t>
